--- a/Kim12-2-11-Fonksiyonel-Grup-Izomerligi.docx
+++ b/Kim12-2-11-Fonksiyonel-Grup-Izomerligi.docx
@@ -7422,7 +7422,7 @@
           <w:rFonts w:ascii="Times New Roman" w:hAnsi="Times New Roman" w:cs="Times New Roman"/>
           <w:lang w:val="tr-TR"/>
         </w:rPr>
-        <w:t xml:space="preserve"> (bütan-2-on)</w:t>
+        <w:t xml:space="preserve"> (bütanon)</w:t>
       </w:r>
     </w:p>
     <w:p>

--- a/Kim12-2-11-Fonksiyonel-Grup-Izomerligi.docx
+++ b/Kim12-2-11-Fonksiyonel-Grup-Izomerligi.docx
@@ -410,31 +410,6 @@
           <w:lang w:val="tr-TR"/>
         </w:rPr>
         <w:t xml:space="preserve">Aşağıdaki etkinlik kartında bazı organik bileşiklerin sistematik adları ve kapalı formülleri verilmiştir.</w:t>
-      </w:r>
-    </w:p>
-    <w:p>
-      <w:pPr>
-        <w:jc w:val="center"/>
-        <w:rPr>
-          <w:rFonts w:ascii="Times New Roman" w:hAnsi="Times New Roman" w:cs="Times New Roman"/>
-          <w:lang w:val="tr-TR"/>
-        </w:rPr>
-      </w:pPr>
-      <w:r>
-        <w:rPr>
-          <w:rFonts w:ascii="Times New Roman" w:hAnsi="Times New Roman" w:cs="Times New Roman"/>
-          <w:b/>
-          <w:bCs/>
-          <w:lang w:val="tr-TR"/>
-        </w:rPr>
-        <w:t xml:space="preserve">Tablo A:</w:t>
-      </w:r>
-      <w:r>
-        <w:rPr>
-          <w:rFonts w:ascii="Times New Roman" w:hAnsi="Times New Roman" w:cs="Times New Roman"/>
-          <w:lang w:val="tr-TR"/>
-        </w:rPr>
-        <w:t xml:space="preserve"> Bazı organik bileşiklerin adları ve kapalı formülleri</w:t>
       </w:r>
     </w:p>
     <w:tbl>
@@ -2803,7 +2778,7 @@
           <w:rFonts w:ascii="Times New Roman" w:hAnsi="Times New Roman" w:cs="Times New Roman"/>
           <w:lang w:val="tr-TR"/>
         </w:rPr>
-        <w:t xml:space="preserve">Bilim insanlarının bu bileşikler için kullandığı uzay dolgu modelleri Görsel C’de verilmiştir.</w:t>
+        <w:t xml:space="preserve">Bilim insanlarının bu bileşikler için kullandığı uzay dolgu modelleri aşağıda verilmiştir.</w:t>
       </w:r>
     </w:p>
     <w:p xmlns:a="http://schemas.openxmlformats.org/drawingml/2006/main" xmlns:pic="http://schemas.openxmlformats.org/drawingml/2006/picture">
@@ -2862,18 +2837,9 @@
       <w:r>
         <w:rPr>
           <w:rFonts w:ascii="Times New Roman" w:hAnsi="Times New Roman" w:cs="Times New Roman"/>
-          <w:b/>
-          <w:bCs/>
-          <w:lang w:val="tr-TR"/>
-        </w:rPr>
-        <w:t xml:space="preserve">Görsel C:</w:t>
-      </w:r>
-      <w:r>
-        <w:rPr>
-          <w:rFonts w:ascii="Times New Roman" w:hAnsi="Times New Roman" w:cs="Times New Roman"/>
-          <w:lang w:val="tr-TR"/>
-        </w:rPr>
-        <w:t xml:space="preserve"> Kapalı formülleri aynı, fonksiyonel grupları farklı bileşiklerin uzay dolgu modelleri</w:t>
+          <w:lang w:val="tr-TR"/>
+        </w:rPr>
+        <w:t xml:space="preserve">Kapalı formülleri aynı, fonksiyonel grupları farklı bileşiklerin uzay dolgu modelleri</w:t>
       </w:r>
     </w:p>
     <w:p>
@@ -2976,7 +2942,7 @@
           <w:rFonts w:ascii="Times New Roman" w:hAnsi="Times New Roman" w:cs="Times New Roman"/>
           <w:lang w:val="tr-TR"/>
         </w:rPr>
-        <w:t xml:space="preserve">Kendi modelinizi Görsel C’deki bilimsel modelle karşılaştırınız. Modelinizin bilimsel modele benzeyen ve ondan ayrılan yönlerini eleştirel bir bakışla belirleyiniz. Gerekirse ders kitapları ve güvenilir bilimsel veri tabanları gibi kaynaklardan yararlanınız.</w:t>
+        <w:t xml:space="preserve">Kendi modelinizi yukarıdaki görseldeki bilimsel modelle karşılaştırınız. Modelinizin bilimsel modele benzeyen ve ondan ayrılan yönlerini eleştirel bir bakışla belirleyiniz. Gerekirse ders kitapları ve güvenilir bilimsel veri tabanları gibi kaynaklardan yararlanınız.</w:t>
       </w:r>
     </w:p>
     <w:p>
@@ -3027,31 +2993,6 @@
           <w:lang w:val="tr-TR"/>
         </w:rPr>
         <w:t xml:space="preserve">Aşağıdaki tabloda bazı bileşiklere ait yeni kanıtlar verilmiştir.</w:t>
-      </w:r>
-    </w:p>
-    <w:p>
-      <w:pPr>
-        <w:jc w:val="center"/>
-        <w:rPr>
-          <w:rFonts w:ascii="Times New Roman" w:hAnsi="Times New Roman" w:cs="Times New Roman"/>
-          <w:lang w:val="tr-TR"/>
-        </w:rPr>
-      </w:pPr>
-      <w:r>
-        <w:rPr>
-          <w:rFonts w:ascii="Times New Roman" w:hAnsi="Times New Roman" w:cs="Times New Roman"/>
-          <w:b/>
-          <w:bCs/>
-          <w:lang w:val="tr-TR"/>
-        </w:rPr>
-        <w:t xml:space="preserve">Tablo B:</w:t>
-      </w:r>
-      <w:r>
-        <w:rPr>
-          <w:rFonts w:ascii="Times New Roman" w:hAnsi="Times New Roman" w:cs="Times New Roman"/>
-          <w:lang w:val="tr-TR"/>
-        </w:rPr>
-        <w:t xml:space="preserve"> Kapalı formülleri aynı olan bazı bileşiklerin kaynama noktaları ve sudaki çözünürlükleri (1 atm)</w:t>
       </w:r>
     </w:p>
     <w:tbl>
@@ -4247,7 +4188,7 @@
           <w:rFonts w:ascii="Times New Roman" w:hAnsi="Times New Roman" w:cs="Times New Roman"/>
           <w:lang w:val="tr-TR"/>
         </w:rPr>
-        <w:t xml:space="preserve">Etkinlikte oluşturduğunuz çiftler, açık zincirli ve doymuş bileşiklerde fonksiyonel grup izomerliğinin üç temel biçimini gösterir (Tablo C). Genel formüllerden yararlanarak aynı kapalı formüle sahip izomerleri tahmin edebilirsiniz. Ancak bir bileşik çiftinin izomer olabilmesi için iki fonksiyonel grubun da o karbon sayısında oluşabilmesi gerekir. Örneğin eterlerde oksijenin iki yanında birer alkil grubu bulunması gerektiğinden metanolün (CH</w:t>
+        <w:t xml:space="preserve">Etkinlikte oluşturduğunuz çiftler, açık zincirli ve doymuş bileşiklerde fonksiyonel grup izomerliğinin üç temel biçimini gösterir (Tablo A). Genel formüllerden yararlanarak aynı kapalı formüle sahip izomerleri tahmin edebilirsiniz. Ancak bir bileşik çiftinin izomer olabilmesi için iki fonksiyonel grubun da o karbon sayısında oluşabilmesi gerekir. Örneğin eterlerde oksijenin iki yanında birer alkil grubu bulunması gerektiğinden metanolün (CH</w:t>
       </w:r>
       <w:r>
         <w:rPr>
@@ -4310,7 +4251,7 @@
           <w:bCs/>
           <w:lang w:val="tr-TR"/>
         </w:rPr>
-        <w:t xml:space="preserve">Tablo C:</w:t>
+        <w:t xml:space="preserve">Tablo A:</w:t>
       </w:r>
       <w:r>
         <w:rPr>
@@ -4979,7 +4920,7 @@
           <w:rFonts w:ascii="Times New Roman" w:hAnsi="Times New Roman" w:cs="Times New Roman"/>
           <w:lang w:val="tr-TR"/>
         </w:rPr>
-        <w:t xml:space="preserve">Etkinlikte Tablo B’deki yeni kanıtları açıklamak için modelinizde –OH grubunu özellikle göstermeniz gerektiğini fark ettiniz. Fonksiyonel grup izomerlerinin özelliklerindeki farklılıklar fonksiyonel grupların yapısıyla açıklanabilir (Tablo D). Alkol ve karboksilik asit molekülleri oksijene bağlı hidrojen atomu taşıdığı için kendi aralarında hidrojen bağı oluşturur. Eter, aldehit, keton ve ester moleküllerinde oksijene bağlı hidrojen atomu bulunmadığından bu moleküller kendi aralarında hidrojen bağı oluşturamaz; ancak oksijen atomları üzerinden su molekülleriyle hidrojen bağı kurabilir. Bu nedenle bir alkolün kaynama noktası eter izomerininkinden, bir karboksilik asidin kaynama noktası ise ester izomerininkinden çok daha yüksektir. Karboksilik asit molekülleri iki hidrojen bağıyla birbirine bağlanarak çiftler (dimerler) oluşturabildiğinden bu bileşiklerin kaynama noktaları aynı karbon sayılı alkollerinkinden bile yüksektir.</w:t>
+        <w:t xml:space="preserve">Etkinlikte kaynama noktası ve çözünürlük tablosunda verilen yeni kanıtları açıklamak için modelinizde –OH grubunu özellikle göstermeniz gerektiğini fark ettiniz. Fonksiyonel grup izomerlerinin özelliklerindeki farklılıklar fonksiyonel grupların yapısıyla açıklanabilir (Tablo B). Alkol ve karboksilik asit molekülleri oksijene bağlı hidrojen atomu taşıdığı için kendi aralarında hidrojen bağı oluşturur. Eter, aldehit, keton ve ester moleküllerinde oksijene bağlı hidrojen atomu bulunmadığından bu moleküller kendi aralarında hidrojen bağı oluşturamaz; ancak oksijen atomları üzerinden su molekülleriyle hidrojen bağı kurabilir. Bu nedenle bir alkolün kaynama noktası eter izomerininkinden, bir karboksilik asidin kaynama noktası ise ester izomerininkinden çok daha yüksektir. Karboksilik asit molekülleri iki hidrojen bağıyla birbirine bağlanarak çiftler (dimerler) oluşturabildiğinden bu bileşiklerin kaynama noktaları aynı karbon sayılı alkollerinkinden bile yüksektir.</w:t>
       </w:r>
     </w:p>
     <w:p>
@@ -5028,7 +4969,7 @@
           <w:bCs/>
           <w:lang w:val="tr-TR"/>
         </w:rPr>
-        <w:t xml:space="preserve">Tablo D:</w:t>
+        <w:t xml:space="preserve">Tablo B:</w:t>
       </w:r>
       <w:r>
         <w:rPr>
@@ -6370,7 +6311,7 @@
           <w:rFonts w:ascii="Times New Roman" w:hAnsi="Times New Roman" w:cs="Times New Roman"/>
           <w:lang w:val="tr-TR"/>
         </w:rPr>
-        <w:t xml:space="preserve">Fonksiyonel grup izomerlerinin farklı özellikler göstermesi kullanım alanlarının da farklı olmasına yol açar. Bazı önemli alkol, eter, aldehit, keton, karboksilik asit ve esterlerin kullanım alanları Tablo E’de verilmiştir.</w:t>
+        <w:t xml:space="preserve">Fonksiyonel grup izomerlerinin farklı özellikler göstermesi kullanım alanlarının da farklı olmasına yol açar. Bazı önemli alkol, eter, aldehit, keton, karboksilik asit ve esterlerin kullanım alanları Tablo C’de verilmiştir.</w:t>
       </w:r>
     </w:p>
     <w:p>
@@ -6388,7 +6329,7 @@
           <w:bCs/>
           <w:lang w:val="tr-TR"/>
         </w:rPr>
-        <w:t xml:space="preserve">Tablo E:</w:t>
+        <w:t xml:space="preserve">Tablo C:</w:t>
       </w:r>
       <w:r>
         <w:rPr>
@@ -7750,7 +7691,7 @@
           <w:rFonts w:ascii="Times New Roman" w:hAnsi="Times New Roman" w:cs="Times New Roman"/>
           <w:lang w:val="tr-TR"/>
         </w:rPr>
-        <w:t xml:space="preserve">Evinizde ya da okulunuzda kullanılan bir ürünü (kolonya, el kremi, oje çıkarıcı, sirke, ağrı kesici, vitamin takviyesi, mum, dudak kremi vb.) seçiniz. Ürünün etiketinden yararlanarak içerdiği alkol, eter, aldehit, keton, karboksilik asit ya da esterleri belirleyiniz. Tablo E’nin son satırındaki bileşiklerden en az ikisinin sağlık, kozmetik ya da gıda sektöründe nasıl kullanıldığını araştırınız. Araştırmanızda kullanacağınız araçları (bilimsel kaynaklar, resmî kurumların internet sayfaları, ürün güvenlik bilgi formları vb.) belirleyiniz ve ulaştığınız bilgileri birden fazla güvenilir kaynakla doğrulayınız. Araştırmanızın sonunda aşağıdaki başlıkları içeren kısa bir rapor yazınız:</w:t>
+        <w:t xml:space="preserve">Evinizde ya da okulunuzda kullanılan bir ürünü (kolonya, el kremi, oje çıkarıcı, sirke, ağrı kesici, vitamin takviyesi, mum, dudak kremi vb.) seçiniz. Ürünün etiketinden yararlanarak içerdiği alkol, eter, aldehit, keton, karboksilik asit ya da esterleri belirleyiniz. Tablo C’nin son satırındaki bileşiklerden en az ikisinin sağlık, kozmetik ya da gıda sektöründe nasıl kullanıldığını araştırınız. Araştırmanızda kullanacağınız araçları (bilimsel kaynaklar, resmî kurumların internet sayfaları, ürün güvenlik bilgi formları vb.) belirleyiniz ve ulaştığınız bilgileri birden fazla güvenilir kaynakla doğrulayınız. Araştırmanızın sonunda aşağıdaki başlıkları içeren kısa bir rapor yazınız:</w:t>
       </w:r>
     </w:p>
     <w:p>
@@ -9074,7 +9015,7 @@
           <w:highlight w:val="yellow"/>
           <w:lang w:val="tr-TR"/>
         </w:rPr>
-        <w:t xml:space="preserve">Tablo B’deki kaynama noktası ve çözünürlük değerleri CRC Handbook değerlerinin yuvarlanmış hâlidir.</w:t>
+        <w:t xml:space="preserve">Analiz ve Keşif Atölyesi 2.11.’deki kaynama noktası ve çözünürlük değerleri CRC Handbook değerlerinin yuvarlanmış hâlidir.</w:t>
       </w:r>
     </w:p>
     <w:sectPr>

--- a/Kim12-2-11-Fonksiyonel-Grup-Izomerligi.docx
+++ b/Kim12-2-11-Fonksiyonel-Grup-Izomerligi.docx
@@ -147,7 +147,7 @@
                 <w:rFonts w:ascii="Times New Roman" w:hAnsi="Times New Roman" w:cs="Times New Roman"/>
                 <w:lang w:val="tr-TR"/>
               </w:rPr>
-              <w:t xml:space="preserve">GÖRSEL ALANI</w:t>
+              <w:t xml:space="preserve">GÖRSEL ALANI (Shutterstock)</w:t>
             </w:r>
           </w:p>
           <w:p>
@@ -179,23 +179,7 @@
                 <w:rFonts w:ascii="Times New Roman" w:hAnsi="Times New Roman" w:cs="Times New Roman"/>
                 <w:lang w:val="tr-TR"/>
               </w:rPr>
-              <w:t xml:space="preserve">Shutterstock arama: “cologne bottle and aerosol spray can”</w:t>
-            </w:r>
-          </w:p>
-          <w:p>
-            <w:pPr>
-              <w:jc w:val="both"/>
-              <w:rPr>
-                <w:rFonts w:ascii="Times New Roman" w:hAnsi="Times New Roman" w:cs="Times New Roman"/>
-                <w:lang w:val="tr-TR"/>
-              </w:rPr>
-            </w:pPr>
-            <w:r>
-              <w:rPr>
-                <w:rFonts w:ascii="Times New Roman" w:hAnsi="Times New Roman" w:cs="Times New Roman"/>
-                <w:lang w:val="tr-TR"/>
-              </w:rPr>
-              <w:t xml:space="preserve">Shutter ID: ……………</w:t>
+              <w:t xml:space="preserve">Shutter ID: 144344515 (fotoğraf) — Close-up of an aerosol can</w:t>
             </w:r>
           </w:p>
         </w:tc>
@@ -268,7 +252,7 @@
                 <w:rFonts w:ascii="Times New Roman" w:hAnsi="Times New Roman" w:cs="Times New Roman"/>
                 <w:lang w:val="tr-TR"/>
               </w:rPr>
-              <w:t xml:space="preserve">GÖRSEL ALANI</w:t>
+              <w:t xml:space="preserve">GÖRSEL ALANI (Shutterstock)</w:t>
             </w:r>
           </w:p>
           <w:p>
@@ -300,23 +284,7 @@
                 <w:rFonts w:ascii="Times New Roman" w:hAnsi="Times New Roman" w:cs="Times New Roman"/>
                 <w:lang w:val="tr-TR"/>
               </w:rPr>
-              <w:t xml:space="preserve">Shutterstock arama: “vinegar glass bottle bowl”</w:t>
-            </w:r>
-          </w:p>
-          <w:p>
-            <w:pPr>
-              <w:jc w:val="both"/>
-              <w:rPr>
-                <w:rFonts w:ascii="Times New Roman" w:hAnsi="Times New Roman" w:cs="Times New Roman"/>
-                <w:lang w:val="tr-TR"/>
-              </w:rPr>
-            </w:pPr>
-            <w:r>
-              <w:rPr>
-                <w:rFonts w:ascii="Times New Roman" w:hAnsi="Times New Roman" w:cs="Times New Roman"/>
-                <w:lang w:val="tr-TR"/>
-              </w:rPr>
-              <w:t xml:space="preserve">Shutter ID: ……………</w:t>
+              <w:t xml:space="preserve">Shutter ID: 2485328929 (fotoğraf) — Vinegar in glass bottles and bowl</w:t>
             </w:r>
           </w:p>
         </w:tc>

--- a/Kim12-2-11-Fonksiyonel-Grup-Izomerligi.docx
+++ b/Kim12-2-11-Fonksiyonel-Grup-Izomerligi.docx
@@ -4108,13 +4108,12 @@
           <w:rFonts w:ascii="Times New Roman" w:hAnsi="Times New Roman" w:cs="Times New Roman"/>
           <w:lang w:val="tr-TR"/>
         </w:rPr>
-        <w:t xml:space="preserve">Analiz ve Keşif Atölyesi 2.11.’de etanol ile metoksimetanın, propanal ile propanonun, etanoik asit ile metil metanoatın aynı kapalı formüle sahip olduğunu belirlediniz. Modellerinizde bu çiftlerin aynı atomları farklı düzenlerle bir araya getirdiğini ve bu farklı düzenlerin farklı fonksiyonel gruplar oluşturduğunu gördünüz. Bu gözlemlerden, kapalı formülleri aynı olan bu bileşiklerin birbirinin izomeri olduğu sonucuna ulaşılabilir. Kapalı formülleri aynı, fonksiyonel grupları farklı olan bileşiklere </w:t>
-      </w:r>
-      <w:r>
-        <w:rPr>
-          <w:rFonts w:ascii="Times New Roman" w:hAnsi="Times New Roman" w:cs="Times New Roman"/>
+        <w:t xml:space="preserve">Analiz ve Keşif Atölyesi 2.11.’de oluşturduğunuz modellerde kapalı formülleri aynı olan bileşiklerin aynı atomları farklı düzenlerle bir araya getirdiği ve bu farklı düzenlerin farklı fonksiyonel gruplar oluşturduğu görülür. Kapalı formülleri aynı olan bu bileşikler birbirinin izomeridir. Kapalı formülleri aynı, fonksiyonel grupları farklı olan bileşiklere </w:t>
+      </w:r>
+      <w:r>
+        <w:rPr>
           <w:b/>
-          <w:bCs/>
+          <w:rFonts w:ascii="Times New Roman" w:hAnsi="Times New Roman" w:cs="Times New Roman"/>
           <w:lang w:val="tr-TR"/>
         </w:rPr>
         <w:t xml:space="preserve">fonksiyonel grup izomerleri</w:t>
@@ -4128,9 +4127,8 @@
       </w:r>
       <w:r>
         <w:rPr>
-          <w:rFonts w:ascii="Times New Roman" w:hAnsi="Times New Roman" w:cs="Times New Roman"/>
           <w:b/>
-          <w:bCs/>
+          <w:rFonts w:ascii="Times New Roman" w:hAnsi="Times New Roman" w:cs="Times New Roman"/>
           <w:lang w:val="tr-TR"/>
         </w:rPr>
         <w:t xml:space="preserve">fonksiyonel grup izomerliği</w:t>
@@ -4140,7 +4138,7 @@
           <w:rFonts w:ascii="Times New Roman" w:hAnsi="Times New Roman" w:cs="Times New Roman"/>
           <w:lang w:val="tr-TR"/>
         </w:rPr>
-        <w:t xml:space="preserve"> denir. Fonksiyonel grup izomerliği, atomların bağlanma düzeninin farklı olmasından kaynaklandığı için bir yapısal izomerlik türüdür.</w:t>
+        <w:t xml:space="preserve"> denir. Fonksiyonel grup izomerliği, atomların bağlanma düzeninin farklı olmasından kaynaklandığı için bir yapı izomerliği türüdür.</w:t>
       </w:r>
     </w:p>
     <w:p>
@@ -4156,7 +4154,7 @@
           <w:rFonts w:ascii="Times New Roman" w:hAnsi="Times New Roman" w:cs="Times New Roman"/>
           <w:lang w:val="tr-TR"/>
         </w:rPr>
-        <w:t xml:space="preserve">Etkinlikte oluşturduğunuz çiftler, açık zincirli ve doymuş bileşiklerde fonksiyonel grup izomerliğinin üç temel biçimini gösterir (Tablo A). Genel formüllerden yararlanarak aynı kapalı formüle sahip izomerleri tahmin edebilirsiniz. Ancak bir bileşik çiftinin izomer olabilmesi için iki fonksiyonel grubun da o karbon sayısında oluşabilmesi gerekir. Örneğin eterlerde oksijenin iki yanında birer alkil grubu bulunması gerektiğinden metanolün (CH</w:t>
+        <w:t xml:space="preserve">Açık zincirli ve doymuş bileşiklerde fonksiyonel grup izomerliği üç temel biçimde görülür (Tablo A). Genel formüllerden yararlanarak aynı kapalı formüle sahip izomerleri tahmin edebilirsiniz. Ancak bir bileşik çiftinin izomer olabilmesi için iki fonksiyonel grubun da o karbon sayısında oluşabilmesi gerekir. Örneğin eterlerde oksijenin iki yanında birer alkil grubu bulunması gerektiğinden metanolün (CH</w:t>
       </w:r>
       <w:r>
         <w:rPr>
@@ -4499,7 +4497,7 @@
                 <w:szCs w:val="20"/>
                 <w:lang w:val="tr-TR"/>
               </w:rPr>
-              <w:t xml:space="preserve">etanol – metoksimetan</w:t>
+              <w:t xml:space="preserve">pentan-1-ol – 1-metoksibütan</w:t>
             </w:r>
           </w:p>
         </w:tc>
@@ -4635,7 +4633,7 @@
                 <w:szCs w:val="20"/>
                 <w:lang w:val="tr-TR"/>
               </w:rPr>
-              <w:t xml:space="preserve">propanal – propanon</w:t>
+              <w:t xml:space="preserve">pentanal – pentan-2-on</w:t>
             </w:r>
           </w:p>
         </w:tc>
@@ -4781,7 +4779,7 @@
                 <w:szCs w:val="20"/>
                 <w:lang w:val="tr-TR"/>
               </w:rPr>
-              <w:t xml:space="preserve">etanoik asit – metil metanoat</w:t>
+              <w:t xml:space="preserve">hekzanoik asit – etil bütanoat</w:t>
             </w:r>
           </w:p>
         </w:tc>
@@ -4809,15 +4807,15 @@
           <w:rFonts w:ascii="Times New Roman" w:hAnsi="Times New Roman" w:cs="Times New Roman"/>
           <w:lang w:val="tr-TR"/>
         </w:rPr>
-        <w:t xml:space="preserve">Etkinliğin 5. aşamasında gördüğünüz gibi karbon sayısı arttıkça izomer sayısı da artar. Örneğin C</w:t>
-      </w:r>
-      <w:r>
-        <w:rPr>
-          <w:rFonts w:ascii="Times New Roman" w:hAnsi="Times New Roman" w:cs="Times New Roman"/>
+        <w:t xml:space="preserve">Karbon sayısı arttıkça izomer sayısı da artar. Örneğin C</w:t>
+      </w:r>
+      <w:r>
+        <w:rPr>
+          <w:rFonts w:ascii="Times New Roman" w:hAnsi="Times New Roman" w:cs="Times New Roman"/>
+          <w:lang w:val="tr-TR"/>
           <w:vertAlign w:val="subscript"/>
-          <w:lang w:val="tr-TR"/>
-        </w:rPr>
-        <w:t xml:space="preserve">3</w:t>
+        </w:rPr>
+        <w:t xml:space="preserve">4</w:t>
       </w:r>
       <w:r>
         <w:rPr>
@@ -4829,10 +4827,10 @@
       <w:r>
         <w:rPr>
           <w:rFonts w:ascii="Times New Roman" w:hAnsi="Times New Roman" w:cs="Times New Roman"/>
+          <w:lang w:val="tr-TR"/>
           <w:vertAlign w:val="subscript"/>
-          <w:lang w:val="tr-TR"/>
-        </w:rPr>
-        <w:t xml:space="preserve">6</w:t>
+        </w:rPr>
+        <w:t xml:space="preserve">8</w:t>
       </w:r>
       <w:r>
         <w:rPr>
@@ -4844,8 +4842,8 @@
       <w:r>
         <w:rPr>
           <w:rFonts w:ascii="Times New Roman" w:hAnsi="Times New Roman" w:cs="Times New Roman"/>
+          <w:lang w:val="tr-TR"/>
           <w:vertAlign w:val="subscript"/>
-          <w:lang w:val="tr-TR"/>
         </w:rPr>
         <w:t xml:space="preserve">2</w:t>
       </w:r>
@@ -4854,7 +4852,7 @@
           <w:rFonts w:ascii="Times New Roman" w:hAnsi="Times New Roman" w:cs="Times New Roman"/>
           <w:lang w:val="tr-TR"/>
         </w:rPr>
-        <w:t xml:space="preserve"> formülüne bir karboksilik asit (propanoik asit) ve iki ester (metil etanoat ve etil metanoat) karşılık gelir. Esterler kendi aralarında, alkoller ise –OH grubunun konumuna göre birbirinin izomeridir; ancak bu izomerler aynı fonksiyonel gruba sahip olduğu için fonksiyonel grup izomeri değildir.</w:t>
+        <w:t xml:space="preserve"> formülüne iki karboksilik asit ve dört ester karşılık gelir. Karboksilik asitler kendi aralarında zincir yapısı bakımından, esterler de RCO– ve –OR′ gruplarındaki karbon sayıları bakımından birbirinin izomeridir; alkoller ise –OH grubunun konumuna göre birbirinin izomeri olabilir. Ancak bu izomerler aynı fonksiyonel gruba sahip olduğu için fonksiyonel grup izomeri değildir.</w:t>
       </w:r>
     </w:p>
     <w:p>
@@ -4888,7 +4886,7 @@
           <w:rFonts w:ascii="Times New Roman" w:hAnsi="Times New Roman" w:cs="Times New Roman"/>
           <w:lang w:val="tr-TR"/>
         </w:rPr>
-        <w:t xml:space="preserve">Etkinlikte kaynama noktası ve çözünürlük tablosunda verilen yeni kanıtları açıklamak için modelinizde –OH grubunu özellikle göstermeniz gerektiğini fark ettiniz. Fonksiyonel grup izomerlerinin özelliklerindeki farklılıklar fonksiyonel grupların yapısıyla açıklanabilir (Tablo B). Alkol ve karboksilik asit molekülleri oksijene bağlı hidrojen atomu taşıdığı için kendi aralarında hidrojen bağı oluşturur. Eter, aldehit, keton ve ester moleküllerinde oksijene bağlı hidrojen atomu bulunmadığından bu moleküller kendi aralarında hidrojen bağı oluşturamaz; ancak oksijen atomları üzerinden su molekülleriyle hidrojen bağı kurabilir. Bu nedenle bir alkolün kaynama noktası eter izomerininkinden, bir karboksilik asidin kaynama noktası ise ester izomerininkinden çok daha yüksektir. Karboksilik asit molekülleri iki hidrojen bağıyla birbirine bağlanarak çiftler (dimerler) oluşturabildiğinden bu bileşiklerin kaynama noktaları aynı karbon sayılı alkollerinkinden bile yüksektir.</w:t>
+        <w:t xml:space="preserve">Fonksiyonel grup izomerlerinin özelliklerindeki farklılıklar fonksiyonel grupların yapısıyla açıklanabilir (Tablo B). Alkol ve karboksilik asit molekülleri oksijene bağlı hidrojen atomu taşıdığı için kendi aralarında hidrojen bağı oluşturur. Eter, aldehit, keton ve ester moleküllerinde oksijene bağlı hidrojen atomu bulunmadığından bu moleküller kendi aralarında hidrojen bağı oluşturamaz; ancak oksijen atomları üzerinden su molekülleriyle hidrojen bağı kurabilir. Bu nedenle bir alkolün kaynama noktası eter izomerininkinden, bir karboksilik asidin kaynama noktası ise ester izomerininkinden çok daha yüksektir. Karboksilik asit molekülleri iki hidrojen bağıyla birbirine bağlanarak çiftler (dimerler) oluşturabildiğinden bu bileşiklerin kaynama noktaları aynı karbon sayılı alkollerinkinden bile yüksektir.</w:t>
       </w:r>
     </w:p>
     <w:p>
@@ -7347,7 +7345,7 @@
           <w:rFonts w:ascii="Times New Roman" w:hAnsi="Times New Roman" w:cs="Times New Roman"/>
           <w:lang w:val="tr-TR"/>
         </w:rPr>
-        <w:t xml:space="preserve">Bütan-2-on, iki aldehidin her biriyle fonksiyonel grup izomeridir. Bütanal ile 2-metilpropanal ise aynı fonksiyonel gruba sahip olduğundan birbirinin fonksiyonel grup izomeri değildir; bu iki bileşik zincir yapısı bakımından birbirinden farklıdır.</w:t>
+        <w:t xml:space="preserve">Bütanon, iki aldehidin her biriyle fonksiyonel grup izomeridir. Bütanal ile 2-metilpropanal ise aynı fonksiyonel gruba sahip olduğundan birbirinin fonksiyonel grup izomeri değildir; bu iki bileşik zincir yapısı bakımından birbirinden farklıdır.</w:t>
       </w:r>
     </w:p>
     <w:p>
@@ -7471,7 +7469,7 @@
           <w:rFonts w:ascii="Times New Roman" w:hAnsi="Times New Roman" w:cs="Times New Roman"/>
           <w:lang w:val="tr-TR"/>
         </w:rPr>
-        <w:t xml:space="preserve">Propan-1-ol (kaynama noktası 97 °C) ile metoksietanın (kaynama noktası 7 °C) kaynama noktaları arasındaki büyük farkı açıklayınız.</w:t>
+        <w:t xml:space="preserve">Pentan-1-ol (kaynama noktası 138 °C) ile 1-metoksibütanın (kaynama noktası 70 °C) kaynama noktaları arasındaki büyük farkı açıklayınız.</w:t>
       </w:r>
     </w:p>
     <w:p>
@@ -7510,10 +7508,10 @@
       <w:r>
         <w:rPr>
           <w:rFonts w:ascii="Times New Roman" w:hAnsi="Times New Roman" w:cs="Times New Roman"/>
+          <w:lang w:val="tr-TR"/>
           <w:vertAlign w:val="subscript"/>
-          <w:lang w:val="tr-TR"/>
-        </w:rPr>
-        <w:t xml:space="preserve">3</w:t>
+        </w:rPr>
+        <w:t xml:space="preserve">5</w:t>
       </w:r>
       <w:r>
         <w:rPr>
@@ -7525,17 +7523,17 @@
       <w:r>
         <w:rPr>
           <w:rFonts w:ascii="Times New Roman" w:hAnsi="Times New Roman" w:cs="Times New Roman"/>
+          <w:lang w:val="tr-TR"/>
           <w:vertAlign w:val="subscript"/>
-          <w:lang w:val="tr-TR"/>
-        </w:rPr>
-        <w:t xml:space="preserve">8</w:t>
-      </w:r>
-      <w:r>
-        <w:rPr>
-          <w:rFonts w:ascii="Times New Roman" w:hAnsi="Times New Roman" w:cs="Times New Roman"/>
-          <w:lang w:val="tr-TR"/>
-        </w:rPr>
-        <w:t xml:space="preserve">O’dur; mol kütleleri ve elektron sayıları aynıdır. Bu nedenle London kuvvetleri yaklaşık aynı büyüklüktedir. Propan-1-ol molekülünde oksijene bağlı hidrojen atomu bulunduğundan moleküller arasında hidrojen bağı oluşur. Metoksietan moleküllerinde ise oksijene bağlı hidrojen atomu yoktur ve moleküller arasında yalnızca dipol-dipol etkileşimleri ile London kuvvetleri bulunur. Hidrojen bağlarını koparmak için daha fazla enerji gerektiğinden propan-1-olün kaynama noktası çok daha yüksektir.</w:t>
+        </w:rPr>
+        <w:t xml:space="preserve">12</w:t>
+      </w:r>
+      <w:r>
+        <w:rPr>
+          <w:rFonts w:ascii="Times New Roman" w:hAnsi="Times New Roman" w:cs="Times New Roman"/>
+          <w:lang w:val="tr-TR"/>
+        </w:rPr>
+        <w:t xml:space="preserve">O’dur; mol kütleleri ve elektron sayıları aynıdır. Bu nedenle London kuvvetleri yaklaşık aynı büyüklüktedir. Pentan-1-ol molekülünde oksijene bağlı hidrojen atomu bulunduğundan moleküller arasında hidrojen bağı oluşur. 1-Metoksibütan moleküllerinde ise oksijene bağlı hidrojen atomu yoktur ve moleküller arasında yalnızca dipol-dipol etkileşimleri ile London kuvvetleri bulunur. Hidrojen bağlarını koparmak için daha fazla enerji gerektiğinden pentan-1-olün kaynama noktası çok daha yüksektir.</w:t>
       </w:r>
     </w:p>
     <w:p>
@@ -8205,7 +8203,7 @@
           <w:rFonts w:ascii="Times New Roman" w:hAnsi="Times New Roman" w:cs="Times New Roman"/>
           <w:lang w:val="tr-TR"/>
         </w:rPr>
-        <w:t xml:space="preserve">a) etanol – metoksimetan</w:t>
+        <w:t xml:space="preserve">a) propan-2-ol – metoksietan</w:t>
       </w:r>
       <w:r>
         <w:rPr>
@@ -8219,7 +8217,7 @@
           <w:rFonts w:ascii="Times New Roman" w:hAnsi="Times New Roman" w:cs="Times New Roman"/>
           <w:lang w:val="tr-TR"/>
         </w:rPr>
-        <w:t xml:space="preserve">b) propan-1-ol – propan-2-ol</w:t>
+        <w:t xml:space="preserve">b) bütan-1-ol – bütan-2-ol</w:t>
       </w:r>
       <w:r>
         <w:rPr>
@@ -8233,7 +8231,7 @@
           <w:rFonts w:ascii="Times New Roman" w:hAnsi="Times New Roman" w:cs="Times New Roman"/>
           <w:lang w:val="tr-TR"/>
         </w:rPr>
-        <w:t xml:space="preserve">c) bütanoik asit – etil etanoat</w:t>
+        <w:t xml:space="preserve">c) 2-metilpropanoik asit – metil propanoat</w:t>
       </w:r>
       <w:r>
         <w:rPr>
@@ -8247,7 +8245,7 @@
           <w:rFonts w:ascii="Times New Roman" w:hAnsi="Times New Roman" w:cs="Times New Roman"/>
           <w:lang w:val="tr-TR"/>
         </w:rPr>
-        <w:t xml:space="preserve">d) etanal – propanon</w:t>
+        <w:t xml:space="preserve">d) propanal – bütanon</w:t>
       </w:r>
       <w:r>
         <w:rPr>
@@ -8261,7 +8259,7 @@
           <w:rFonts w:ascii="Times New Roman" w:hAnsi="Times New Roman" w:cs="Times New Roman"/>
           <w:lang w:val="tr-TR"/>
         </w:rPr>
-        <w:t xml:space="preserve">e) propanal – propanon</w:t>
+        <w:t xml:space="preserve">e) pentan-3-on – 2-metilbütanal</w:t>
       </w:r>
     </w:p>
     <w:tbl>
@@ -8317,10 +8315,10 @@
       <w:r>
         <w:rPr>
           <w:rFonts w:ascii="Times New Roman" w:hAnsi="Times New Roman" w:cs="Times New Roman"/>
+          <w:lang w:val="tr-TR"/>
           <w:vertAlign w:val="subscript"/>
-          <w:lang w:val="tr-TR"/>
-        </w:rPr>
-        <w:t xml:space="preserve">3</w:t>
+        </w:rPr>
+        <w:t xml:space="preserve">4</w:t>
       </w:r>
       <w:r>
         <w:rPr>
@@ -8332,10 +8330,10 @@
       <w:r>
         <w:rPr>
           <w:rFonts w:ascii="Times New Roman" w:hAnsi="Times New Roman" w:cs="Times New Roman"/>
+          <w:lang w:val="tr-TR"/>
           <w:vertAlign w:val="subscript"/>
-          <w:lang w:val="tr-TR"/>
-        </w:rPr>
-        <w:t xml:space="preserve">6</w:t>
+        </w:rPr>
+        <w:t xml:space="preserve">8</w:t>
       </w:r>
       <w:r>
         <w:rPr>
@@ -8347,8 +8345,8 @@
       <w:r>
         <w:rPr>
           <w:rFonts w:ascii="Times New Roman" w:hAnsi="Times New Roman" w:cs="Times New Roman"/>
+          <w:lang w:val="tr-TR"/>
           <w:vertAlign w:val="subscript"/>
-          <w:lang w:val="tr-TR"/>
         </w:rPr>
         <w:t xml:space="preserve">2</w:t>
       </w:r>
@@ -8357,7 +8355,7 @@
           <w:rFonts w:ascii="Times New Roman" w:hAnsi="Times New Roman" w:cs="Times New Roman"/>
           <w:lang w:val="tr-TR"/>
         </w:rPr>
-        <w:t xml:space="preserve"> kapalı formülüne sahip bir karboksilik asidin ve iki esterin yarı açık formüllerini yazarak adlandırınız.</w:t>
+        <w:t xml:space="preserve"> kapalı formülüne sahip iki karboksilik asidin ve iki esterin yarı açık formüllerini yazarak adlandırınız.</w:t>
       </w:r>
     </w:p>
     <w:tbl>
@@ -8591,7 +8589,7 @@
           <w:rFonts w:ascii="Times New Roman" w:hAnsi="Times New Roman" w:cs="Times New Roman"/>
           <w:lang w:val="tr-TR"/>
         </w:rPr>
-        <w:t xml:space="preserve">(  ) Etanoik asidin kaynama noktası metil metanoatınkinden yüksektir.</w:t>
+        <w:t xml:space="preserve">(  ) Propanoik asidin kaynama noktası metil etanoatınkinden yüksektir.</w:t>
       </w:r>
     </w:p>
     <w:p>
@@ -8624,7 +8622,7 @@
           <w:rFonts w:ascii="Times New Roman" w:hAnsi="Times New Roman" w:cs="Times New Roman"/>
           <w:lang w:val="tr-TR"/>
         </w:rPr>
-        <w:t xml:space="preserve">5. Etil etanoat (etil asetat) oje çıkarıcılarda ve yapıştırıcılarda çözücü olarak kullanılır. Fonksiyonel grup izomeri olan bütanoik asit ise ransit tereyağının kötü kokusundan sorumludur. Bu iki bileşiğin uzay dolgu modellerini çizerek kokuları ve kaynama noktaları (etil etanoat 77 °C, bütanoik asit 164 °C) arasındaki farkı fonksiyonel grupları ile ilişkilendiriniz.</w:t>
+        <w:t xml:space="preserve">5. Metil bütanoat elma aromasının bileşenlerinden biridir ve gıdalarda aroma verici olarak kullanılır. Fonksiyonel grup izomeri olan pentanoik asit ise keskin ve kötü bir kokuya sahiptir. Bu iki bileşiğin uzay dolgu modellerini çizerek kokuları ve kaynama noktaları (metil bütanoat 103 °C, pentanoik asit 186 °C) arasındaki farkı fonksiyonel grupları ile ilişkilendiriniz.</w:t>
       </w:r>
     </w:p>
     <w:tbl>

--- a/Kim12-2-11-Fonksiyonel-Grup-Izomerligi.docx
+++ b/Kim12-2-11-Fonksiyonel-Grup-Izomerligi.docx
@@ -111,7 +111,7 @@
           <w:rFonts w:ascii="Times New Roman" w:hAnsi="Times New Roman" w:cs="Times New Roman"/>
           <w:lang w:val="tr-TR"/>
         </w:rPr>
-        <w:t xml:space="preserve">’dir (Görsel B). Peki aynı sayıda ve aynı türde atomdan oluşan bu moleküller nasıl bu kadar farklı özellikler gösterebilir? Bu moleküllerde atomlar nasıl düzenlenmiştir? Bu düzenlemeleri gösteren bir model nasıl oluşturulabilir? Bir etkinlik yaparak keşfediniz. Analiz ve Keşif Atölyesi 2.11.’de bilimsel model oluşturacaksınız: Kapalı formülleri aynı olan bileşikleri gruplandıracak, bu bileşikler için önce çizimle, sonra farklı malzemelerle modeller önerecek ve modellerinizi bilim insanlarının modelleriyle karşılaştırarak yeni kanıtlar ışığında yenileyeceksiniz. Modellerinizi tartışırken düşüncelerinizi açıkça ifade edecek, grup arkadaşlarınızla iş birliği içinde çalışacaksınız. Bilgileri eleştirel bir bakışla değerlendirecek, güvenilir kaynaklara başvurarak araştırmacı ve sorgulayıcı bir tutum sergileyeceksiniz.</w:t>
+        <w:t xml:space="preserve">’dir (Görsel B). Peki aynı sayıda ve aynı türde atomdan oluşan bu moleküller nasıl bu kadar farklı özellikler gösterebilir? Bu moleküllerde atomlar nasıl düzenlenmiştir? Bu düzenlemeleri gösteren bir model nasıl oluşturulabilir? Bu soruların cevabını bir etkinlik yaparak keşfediniz. Analiz ve Keşif Atölyesi 2.11.’de bilimsel model oluşturacaksınız: Kapalı formülleri aynı olan bileşikleri gruplandıracak, bu bileşikler için önce çizimle, sonra farklı malzemelerle modeller önerecek ve modellerinizi bilim insanlarının modelleriyle karşılaştırarak yeni kanıtlar ışığında yenileyeceksiniz. Modellerinizi tartışırken düşüncelerinizi açıkça ifade edecek, grup arkadaşlarınızla iş birliği içinde çalışacaksınız. Bilgileri eleştirel bir bakışla değerlendirecek, güvenilir kaynaklara başvurarak araştırmacı ve sorgulayıcı bir tutum sergileyeceksiniz.</w:t>
       </w:r>
     </w:p>
     <w:tbl>

--- a/Kim12-2-11-Fonksiyonel-Grup-Izomerligi.docx
+++ b/Kim12-2-11-Fonksiyonel-Grup-Izomerligi.docx
@@ -8203,7 +8203,7 @@
           <w:rFonts w:ascii="Times New Roman" w:hAnsi="Times New Roman" w:cs="Times New Roman"/>
           <w:lang w:val="tr-TR"/>
         </w:rPr>
-        <w:t xml:space="preserve">a) propan-2-ol – metoksietan</w:t>
+        <w:t xml:space="preserve">a. propan-2-ol – metoksietan</w:t>
       </w:r>
       <w:r>
         <w:rPr>
@@ -8217,7 +8217,7 @@
           <w:rFonts w:ascii="Times New Roman" w:hAnsi="Times New Roman" w:cs="Times New Roman"/>
           <w:lang w:val="tr-TR"/>
         </w:rPr>
-        <w:t xml:space="preserve">b) bütan-1-ol – bütan-2-ol</w:t>
+        <w:t xml:space="preserve">b. bütan-1-ol – bütan-2-ol</w:t>
       </w:r>
       <w:r>
         <w:rPr>
@@ -8231,7 +8231,7 @@
           <w:rFonts w:ascii="Times New Roman" w:hAnsi="Times New Roman" w:cs="Times New Roman"/>
           <w:lang w:val="tr-TR"/>
         </w:rPr>
-        <w:t xml:space="preserve">c) 2-metilpropanoik asit – metil propanoat</w:t>
+        <w:t xml:space="preserve">c. 2-metilpropanoik asit – metil propanoat</w:t>
       </w:r>
       <w:r>
         <w:rPr>
@@ -8245,7 +8245,7 @@
           <w:rFonts w:ascii="Times New Roman" w:hAnsi="Times New Roman" w:cs="Times New Roman"/>
           <w:lang w:val="tr-TR"/>
         </w:rPr>
-        <w:t xml:space="preserve">d) propanal – bütanon</w:t>
+        <w:t xml:space="preserve">ç. propanal – bütanon</w:t>
       </w:r>
       <w:r>
         <w:rPr>
@@ -8259,7 +8259,7 @@
           <w:rFonts w:ascii="Times New Roman" w:hAnsi="Times New Roman" w:cs="Times New Roman"/>
           <w:lang w:val="tr-TR"/>
         </w:rPr>
-        <w:t xml:space="preserve">e) pentan-3-on – 2-metilbütanal</w:t>
+        <w:t xml:space="preserve">d. pentan-3-on – 2-metilbütanal</w:t>
       </w:r>
     </w:p>
     <w:tbl>

--- a/Kim12-2-11-Fonksiyonel-Grup-Izomerligi.docx
+++ b/Kim12-2-11-Fonksiyonel-Grup-Izomerligi.docx
@@ -114,99 +114,73 @@
         <w:t xml:space="preserve">’dir (Görsel B). Peki aynı sayıda ve aynı türde atomdan oluşan bu moleküller nasıl bu kadar farklı özellikler gösterebilir? Bu moleküllerde atomlar nasıl düzenlenmiştir? Bu düzenlemeleri gösteren bir model nasıl oluşturulabilir? Bu soruların cevabını bir etkinlik yaparak keşfediniz. Analiz ve Keşif Atölyesi 2.11.’de bilimsel model oluşturacaksınız: Kapalı formülleri aynı olan bileşikleri gruplandıracak, bu bileşikler için önce çizimle, sonra farklı malzemelerle modeller önerecek ve modellerinizi bilim insanlarının modelleriyle karşılaştırarak yeni kanıtlar ışığında yenileyeceksiniz. Modellerinizi tartışırken düşüncelerinizi açıkça ifade edecek, grup arkadaşlarınızla iş birliği içinde çalışacaksınız. Bilgileri eleştirel bir bakışla değerlendirecek, güvenilir kaynaklara başvurarak araştırmacı ve sorgulayıcı bir tutum sergileyeceksiniz.</w:t>
       </w:r>
     </w:p>
-    <w:tbl>
-      <w:tblPr>
-        <w:tblW w:w="9000" w:type="dxa"/>
+    <w:p>
+      <w:pPr>
         <w:jc w:val="center"/>
-        <w:tblBorders>
-          <w:top w:val="single" w:sz="8" w:space="0" w:color="7F7F7F"/>
-          <w:left w:val="single" w:sz="8" w:space="0" w:color="7F7F7F"/>
-          <w:bottom w:val="single" w:sz="8" w:space="0" w:color="7F7F7F"/>
-          <w:right w:val="single" w:sz="8" w:space="0" w:color="7F7F7F"/>
-        </w:tblBorders>
-      </w:tblPr>
-      <w:tblGrid>
-        <w:gridCol w:w="9000"/>
-      </w:tblGrid>
-      <w:tr>
-        <w:tc>
-          <w:tcPr>
-            <w:tcW w:w="9000" w:type="dxa"/>
-            <w:shd w:val="clear" w:color="auto" w:fill="EDEDED"/>
-          </w:tcPr>
-          <w:p>
-            <w:pPr>
-              <w:jc w:val="both"/>
-              <w:rPr>
-                <w:rFonts w:ascii="Times New Roman" w:hAnsi="Times New Roman" w:cs="Times New Roman"/>
-                <w:lang w:val="tr-TR"/>
-              </w:rPr>
-            </w:pPr>
-            <w:r>
-              <w:rPr>
-                <w:rFonts w:ascii="Times New Roman" w:hAnsi="Times New Roman" w:cs="Times New Roman"/>
-                <w:lang w:val="tr-TR"/>
-              </w:rPr>
-              <w:t xml:space="preserve">GÖRSEL ALANI (Shutterstock)</w:t>
-            </w:r>
-          </w:p>
-          <w:p>
-            <w:pPr>
-              <w:jc w:val="both"/>
-              <w:rPr>
-                <w:rFonts w:ascii="Times New Roman" w:hAnsi="Times New Roman" w:cs="Times New Roman"/>
-                <w:lang w:val="tr-TR"/>
-              </w:rPr>
-            </w:pPr>
-            <w:r>
-              <w:rPr>
-                <w:rFonts w:ascii="Times New Roman" w:hAnsi="Times New Roman" w:cs="Times New Roman"/>
-                <w:lang w:val="tr-TR"/>
-              </w:rPr>
-              <w:t xml:space="preserve">Tarif: Cam şişede kolonya ile yanında bir sprey kutusu (saç spreyi ya da oda spreyi); marka ve logo görünmesin.</w:t>
-            </w:r>
-          </w:p>
-          <w:p>
-            <w:pPr>
-              <w:jc w:val="both"/>
-              <w:rPr>
-                <w:rFonts w:ascii="Times New Roman" w:hAnsi="Times New Roman" w:cs="Times New Roman"/>
-                <w:lang w:val="tr-TR"/>
-              </w:rPr>
-            </w:pPr>
-            <w:r>
-              <w:rPr>
-                <w:rFonts w:ascii="Times New Roman" w:hAnsi="Times New Roman" w:cs="Times New Roman"/>
-                <w:lang w:val="tr-TR"/>
-              </w:rPr>
-              <w:t xml:space="preserve">Shutter ID: 144344515 (fotoğraf) — Close-up of an aerosol can</w:t>
-            </w:r>
-          </w:p>
-        </w:tc>
-      </w:tr>
-    </w:tbl>
-    <w:p>
-      <w:pPr>
-        <w:jc w:val="both"/>
-        <w:rPr>
-          <w:rFonts w:ascii="Times New Roman" w:hAnsi="Times New Roman" w:cs="Times New Roman"/>
-          <w:lang w:val="tr-TR"/>
-        </w:rPr>
-      </w:pPr>
+      </w:pPr>
+      <w:r>
+        <w:drawing>
+          <wp:inline xmlns:a="http://schemas.openxmlformats.org/drawingml/2006/main" xmlns:pic="http://schemas.openxmlformats.org/drawingml/2006/picture">
+            <wp:extent cx="1581300" cy="2520000"/>
+            <wp:docPr id="900010" name="Picture 900010"/>
+            <wp:cNvGraphicFramePr>
+              <a:graphicFrameLocks noChangeAspect="1"/>
+            </wp:cNvGraphicFramePr>
+            <a:graphic>
+              <a:graphicData uri="http://schemas.openxmlformats.org/drawingml/2006/picture">
+                <pic:pic>
+                  <pic:nvPicPr>
+                    <pic:cNvPr id="0" name="144344515_d.jpg"/>
+                    <pic:cNvPicPr/>
+                  </pic:nvPicPr>
+                  <pic:blipFill>
+                    <a:blip r:embed="rId11"/>
+                    <a:stretch>
+                      <a:fillRect/>
+                    </a:stretch>
+                  </pic:blipFill>
+                  <pic:spPr>
+                    <a:xfrm>
+                      <a:off x="0" y="0"/>
+                      <a:ext cx="1581300" cy="2520000"/>
+                    </a:xfrm>
+                    <a:prstGeom prst="rect"/>
+                  </pic:spPr>
+                </pic:pic>
+              </a:graphicData>
+            </a:graphic>
+          </wp:inline>
+        </w:drawing>
+      </w:r>
     </w:p>
     <w:p>
       <w:pPr>
         <w:jc w:val="center"/>
-        <w:rPr>
-          <w:rFonts w:ascii="Times New Roman" w:hAnsi="Times New Roman" w:cs="Times New Roman"/>
-          <w:lang w:val="tr-TR"/>
-        </w:rPr>
       </w:pPr>
       <w:r>
         <w:rPr>
           <w:rFonts w:ascii="Times New Roman" w:hAnsi="Times New Roman" w:cs="Times New Roman"/>
           <w:b/>
           <w:bCs/>
+          <w:highlight w:val="yellow"/>
+          <w:lang w:val="tr-TR"/>
+        </w:rPr>
+        <w:t xml:space="preserve">Shutter id: 144344515</w:t>
+      </w:r>
+    </w:p>
+    <w:p>
+      <w:pPr>
+        <w:jc w:val="center"/>
+        <w:rPr>
+          <w:rFonts w:ascii="Times New Roman" w:hAnsi="Times New Roman" w:cs="Times New Roman"/>
+          <w:lang w:val="tr-TR"/>
+        </w:rPr>
+      </w:pPr>
+      <w:r>
+        <w:rPr>
+          <w:rFonts w:ascii="Times New Roman" w:hAnsi="Times New Roman" w:cs="Times New Roman"/>
+          <w:b/>
+          <w:bCs/>
           <w:lang w:val="tr-TR"/>
         </w:rPr>
         <w:t xml:space="preserve">Görsel A:</w:t>
@@ -219,85 +193,59 @@
         <w:t xml:space="preserve"> Kolonya ve sprey</w:t>
       </w:r>
     </w:p>
-    <w:tbl>
-      <w:tblPr>
-        <w:tblW w:w="9000" w:type="dxa"/>
+    <w:p>
+      <w:pPr>
         <w:jc w:val="center"/>
-        <w:tblBorders>
-          <w:top w:val="single" w:sz="8" w:space="0" w:color="7F7F7F"/>
-          <w:left w:val="single" w:sz="8" w:space="0" w:color="7F7F7F"/>
-          <w:bottom w:val="single" w:sz="8" w:space="0" w:color="7F7F7F"/>
-          <w:right w:val="single" w:sz="8" w:space="0" w:color="7F7F7F"/>
-        </w:tblBorders>
-      </w:tblPr>
-      <w:tblGrid>
-        <w:gridCol w:w="9000"/>
-      </w:tblGrid>
-      <w:tr>
-        <w:tc>
-          <w:tcPr>
-            <w:tcW w:w="9000" w:type="dxa"/>
-            <w:shd w:val="clear" w:color="auto" w:fill="EDEDED"/>
-          </w:tcPr>
-          <w:p>
-            <w:pPr>
-              <w:jc w:val="both"/>
-              <w:rPr>
-                <w:rFonts w:ascii="Times New Roman" w:hAnsi="Times New Roman" w:cs="Times New Roman"/>
-                <w:lang w:val="tr-TR"/>
-              </w:rPr>
-            </w:pPr>
-            <w:r>
-              <w:rPr>
-                <w:rFonts w:ascii="Times New Roman" w:hAnsi="Times New Roman" w:cs="Times New Roman"/>
-                <w:lang w:val="tr-TR"/>
-              </w:rPr>
-              <w:t xml:space="preserve">GÖRSEL ALANI (Shutterstock)</w:t>
-            </w:r>
-          </w:p>
-          <w:p>
-            <w:pPr>
-              <w:jc w:val="both"/>
-              <w:rPr>
-                <w:rFonts w:ascii="Times New Roman" w:hAnsi="Times New Roman" w:cs="Times New Roman"/>
-                <w:lang w:val="tr-TR"/>
-              </w:rPr>
-            </w:pPr>
-            <w:r>
-              <w:rPr>
-                <w:rFonts w:ascii="Times New Roman" w:hAnsi="Times New Roman" w:cs="Times New Roman"/>
-                <w:lang w:val="tr-TR"/>
-              </w:rPr>
-              <w:t xml:space="preserve">Tarif: Cam şişede elma ya da üzüm sirkesi ve küçük bir kâsede sirke; marka ve logo görünmesin.</w:t>
-            </w:r>
-          </w:p>
-          <w:p>
-            <w:pPr>
-              <w:jc w:val="both"/>
-              <w:rPr>
-                <w:rFonts w:ascii="Times New Roman" w:hAnsi="Times New Roman" w:cs="Times New Roman"/>
-                <w:lang w:val="tr-TR"/>
-              </w:rPr>
-            </w:pPr>
-            <w:r>
-              <w:rPr>
-                <w:rFonts w:ascii="Times New Roman" w:hAnsi="Times New Roman" w:cs="Times New Roman"/>
-                <w:lang w:val="tr-TR"/>
-              </w:rPr>
-              <w:t xml:space="preserve">Shutter ID: 2485328929 (fotoğraf) — Vinegar in glass bottles and bowl</w:t>
-            </w:r>
-          </w:p>
-        </w:tc>
-      </w:tr>
-    </w:tbl>
+      </w:pPr>
+      <w:r>
+        <w:drawing>
+          <wp:inline xmlns:a="http://schemas.openxmlformats.org/drawingml/2006/main" xmlns:pic="http://schemas.openxmlformats.org/drawingml/2006/picture">
+            <wp:extent cx="3953974" cy="2519999"/>
+            <wp:docPr id="900011" name="Picture 900011"/>
+            <wp:cNvGraphicFramePr>
+              <a:graphicFrameLocks noChangeAspect="1"/>
+            </wp:cNvGraphicFramePr>
+            <a:graphic>
+              <a:graphicData uri="http://schemas.openxmlformats.org/drawingml/2006/picture">
+                <pic:pic>
+                  <pic:nvPicPr>
+                    <pic:cNvPr id="0" name="2485328929_d.jpg"/>
+                    <pic:cNvPicPr/>
+                  </pic:nvPicPr>
+                  <pic:blipFill>
+                    <a:blip r:embed="rId12"/>
+                    <a:stretch>
+                      <a:fillRect/>
+                    </a:stretch>
+                  </pic:blipFill>
+                  <pic:spPr>
+                    <a:xfrm>
+                      <a:off x="0" y="0"/>
+                      <a:ext cx="3953974" cy="2519999"/>
+                    </a:xfrm>
+                    <a:prstGeom prst="rect"/>
+                  </pic:spPr>
+                </pic:pic>
+              </a:graphicData>
+            </a:graphic>
+          </wp:inline>
+        </w:drawing>
+      </w:r>
+    </w:p>
     <w:p>
       <w:pPr>
-        <w:jc w:val="both"/>
-        <w:rPr>
-          <w:rFonts w:ascii="Times New Roman" w:hAnsi="Times New Roman" w:cs="Times New Roman"/>
-          <w:lang w:val="tr-TR"/>
-        </w:rPr>
-      </w:pPr>
+        <w:jc w:val="center"/>
+      </w:pPr>
+      <w:r>
+        <w:rPr>
+          <w:rFonts w:ascii="Times New Roman" w:hAnsi="Times New Roman" w:cs="Times New Roman"/>
+          <w:b/>
+          <w:bCs/>
+          <w:highlight w:val="yellow"/>
+          <w:lang w:val="tr-TR"/>
+        </w:rPr>
+        <w:t xml:space="preserve">Shutter id: 2485328929</w:t>
+      </w:r>
     </w:p>
     <w:p>
       <w:pPr>

--- a/Kim12-2-11-Fonksiyonel-Grup-Izomerligi.docx
+++ b/Kim12-2-11-Fonksiyonel-Grup-Izomerligi.docx
@@ -114,164 +114,195 @@
         <w:t xml:space="preserve">’dir (Görsel B). Peki aynı sayıda ve aynı türde atomdan oluşan bu moleküller nasıl bu kadar farklı özellikler gösterebilir? Bu moleküllerde atomlar nasıl düzenlenmiştir? Bu düzenlemeleri gösteren bir model nasıl oluşturulabilir? Bu soruların cevabını bir etkinlik yaparak keşfediniz. Analiz ve Keşif Atölyesi 2.11.’de bilimsel model oluşturacaksınız: Kapalı formülleri aynı olan bileşikleri gruplandıracak, bu bileşikler için önce çizimle, sonra farklı malzemelerle modeller önerecek ve modellerinizi bilim insanlarının modelleriyle karşılaştırarak yeni kanıtlar ışığında yenileyeceksiniz. Modellerinizi tartışırken düşüncelerinizi açıkça ifade edecek, grup arkadaşlarınızla iş birliği içinde çalışacaksınız. Bilgileri eleştirel bir bakışla değerlendirecek, güvenilir kaynaklara başvurarak araştırmacı ve sorgulayıcı bir tutum sergileyeceksiniz.</w:t>
       </w:r>
     </w:p>
-    <w:p>
-      <w:pPr>
+    <w:tbl>
+      <w:tblPr>
+        <w:tblW w:w="9000" w:type="dxa"/>
         <w:jc w:val="center"/>
-      </w:pPr>
-      <w:r>
-        <w:drawing>
-          <wp:inline xmlns:a="http://schemas.openxmlformats.org/drawingml/2006/main" xmlns:pic="http://schemas.openxmlformats.org/drawingml/2006/picture">
-            <wp:extent cx="1581300" cy="2520000"/>
-            <wp:docPr id="900010" name="Picture 900010"/>
-            <wp:cNvGraphicFramePr>
-              <a:graphicFrameLocks noChangeAspect="1"/>
-            </wp:cNvGraphicFramePr>
-            <a:graphic>
-              <a:graphicData uri="http://schemas.openxmlformats.org/drawingml/2006/picture">
-                <pic:pic>
-                  <pic:nvPicPr>
-                    <pic:cNvPr id="0" name="144344515_d.jpg"/>
-                    <pic:cNvPicPr/>
-                  </pic:nvPicPr>
-                  <pic:blipFill>
-                    <a:blip r:embed="rId11"/>
-                    <a:stretch>
-                      <a:fillRect/>
-                    </a:stretch>
-                  </pic:blipFill>
-                  <pic:spPr>
-                    <a:xfrm>
-                      <a:off x="0" y="0"/>
-                      <a:ext cx="1581300" cy="2520000"/>
-                    </a:xfrm>
-                    <a:prstGeom prst="rect"/>
-                  </pic:spPr>
-                </pic:pic>
-              </a:graphicData>
-            </a:graphic>
-          </wp:inline>
-        </w:drawing>
-      </w:r>
-    </w:p>
-    <w:p>
-      <w:pPr>
-        <w:jc w:val="center"/>
-      </w:pPr>
-      <w:r>
-        <w:rPr>
-          <w:rFonts w:ascii="Times New Roman" w:hAnsi="Times New Roman" w:cs="Times New Roman"/>
-          <w:b/>
-          <w:bCs/>
-          <w:highlight w:val="yellow"/>
-          <w:lang w:val="tr-TR"/>
-        </w:rPr>
-        <w:t xml:space="preserve">Shutter id: 144344515</w:t>
-      </w:r>
-    </w:p>
-    <w:p>
-      <w:pPr>
-        <w:jc w:val="center"/>
-        <w:rPr>
-          <w:rFonts w:ascii="Times New Roman" w:hAnsi="Times New Roman" w:cs="Times New Roman"/>
-          <w:lang w:val="tr-TR"/>
-        </w:rPr>
-      </w:pPr>
-      <w:r>
-        <w:rPr>
-          <w:rFonts w:ascii="Times New Roman" w:hAnsi="Times New Roman" w:cs="Times New Roman"/>
-          <w:b/>
-          <w:bCs/>
-          <w:lang w:val="tr-TR"/>
-        </w:rPr>
-        <w:t xml:space="preserve">Görsel A:</w:t>
-      </w:r>
-      <w:r>
-        <w:rPr>
-          <w:rFonts w:ascii="Times New Roman" w:hAnsi="Times New Roman" w:cs="Times New Roman"/>
-          <w:lang w:val="tr-TR"/>
-        </w:rPr>
-        <w:t xml:space="preserve"> Kolonya ve sprey</w:t>
-      </w:r>
-    </w:p>
-    <w:p>
-      <w:pPr>
-        <w:jc w:val="center"/>
-      </w:pPr>
-      <w:r>
-        <w:drawing>
-          <wp:inline xmlns:a="http://schemas.openxmlformats.org/drawingml/2006/main" xmlns:pic="http://schemas.openxmlformats.org/drawingml/2006/picture">
-            <wp:extent cx="3953974" cy="2519999"/>
-            <wp:docPr id="900011" name="Picture 900011"/>
-            <wp:cNvGraphicFramePr>
-              <a:graphicFrameLocks noChangeAspect="1"/>
-            </wp:cNvGraphicFramePr>
-            <a:graphic>
-              <a:graphicData uri="http://schemas.openxmlformats.org/drawingml/2006/picture">
-                <pic:pic>
-                  <pic:nvPicPr>
-                    <pic:cNvPr id="0" name="2485328929_d.jpg"/>
-                    <pic:cNvPicPr/>
-                  </pic:nvPicPr>
-                  <pic:blipFill>
-                    <a:blip r:embed="rId12"/>
-                    <a:stretch>
-                      <a:fillRect/>
-                    </a:stretch>
-                  </pic:blipFill>
-                  <pic:spPr>
-                    <a:xfrm>
-                      <a:off x="0" y="0"/>
-                      <a:ext cx="3953974" cy="2519999"/>
-                    </a:xfrm>
-                    <a:prstGeom prst="rect"/>
-                  </pic:spPr>
-                </pic:pic>
-              </a:graphicData>
-            </a:graphic>
-          </wp:inline>
-        </w:drawing>
-      </w:r>
-    </w:p>
-    <w:p>
-      <w:pPr>
-        <w:jc w:val="center"/>
-      </w:pPr>
-      <w:r>
-        <w:rPr>
-          <w:rFonts w:ascii="Times New Roman" w:hAnsi="Times New Roman" w:cs="Times New Roman"/>
-          <w:b/>
-          <w:bCs/>
-          <w:highlight w:val="yellow"/>
-          <w:lang w:val="tr-TR"/>
-        </w:rPr>
-        <w:t xml:space="preserve">Shutter id: 2485328929</w:t>
-      </w:r>
-    </w:p>
-    <w:p>
-      <w:pPr>
-        <w:jc w:val="center"/>
-        <w:rPr>
-          <w:rFonts w:ascii="Times New Roman" w:hAnsi="Times New Roman" w:cs="Times New Roman"/>
-          <w:lang w:val="tr-TR"/>
-        </w:rPr>
-      </w:pPr>
-      <w:r>
-        <w:rPr>
-          <w:rFonts w:ascii="Times New Roman" w:hAnsi="Times New Roman" w:cs="Times New Roman"/>
-          <w:b/>
-          <w:bCs/>
-          <w:lang w:val="tr-TR"/>
-        </w:rPr>
-        <w:t xml:space="preserve">Görsel B:</w:t>
-      </w:r>
-      <w:r>
-        <w:rPr>
-          <w:rFonts w:ascii="Times New Roman" w:hAnsi="Times New Roman" w:cs="Times New Roman"/>
-          <w:lang w:val="tr-TR"/>
-        </w:rPr>
-        <w:t xml:space="preserve"> Sirke</w:t>
-      </w:r>
-    </w:p>
+        <w:tblBorders>
+          <w:top w:val="nil"/>
+          <w:left w:val="nil"/>
+          <w:bottom w:val="nil"/>
+          <w:right w:val="nil"/>
+          <w:insideH w:val="nil"/>
+          <w:insideV w:val="nil"/>
+        </w:tblBorders>
+        <w:tblLayout w:type="fixed"/>
+      </w:tblPr>
+      <w:tblGrid>
+        <w:gridCol w:w="4500"/>
+        <w:gridCol w:w="4500"/>
+      </w:tblGrid>
+      <w:tr>
+        <w:tc>
+          <w:tcPr>
+            <w:tcW w:w="4500" w:type="dxa"/>
+          </w:tcPr>
+          <w:p>
+            <w:pPr>
+              <w:jc w:val="center"/>
+            </w:pPr>
+            <w:r>
+              <w:drawing>
+                <wp:inline xmlns:a="http://schemas.openxmlformats.org/drawingml/2006/main" xmlns:pic="http://schemas.openxmlformats.org/drawingml/2006/picture">
+                  <wp:extent cx="1242450" cy="1980000"/>
+                  <wp:docPr id="900010" name="Picture 900010"/>
+                  <wp:cNvGraphicFramePr>
+                    <a:graphicFrameLocks noChangeAspect="1"/>
+                  </wp:cNvGraphicFramePr>
+                  <a:graphic>
+                    <a:graphicData uri="http://schemas.openxmlformats.org/drawingml/2006/picture">
+                      <pic:pic>
+                        <pic:nvPicPr>
+                          <pic:cNvPr id="0" name="144344515_d.jpg"/>
+                          <pic:cNvPicPr/>
+                        </pic:nvPicPr>
+                        <pic:blipFill>
+                          <a:blip r:embed="rId11"/>
+                          <a:stretch>
+                            <a:fillRect/>
+                          </a:stretch>
+                        </pic:blipFill>
+                        <pic:spPr>
+                          <a:xfrm>
+                            <a:off x="0" y="0"/>
+                            <a:ext cx="1242450" cy="1980000"/>
+                          </a:xfrm>
+                          <a:prstGeom prst="rect"/>
+                        </pic:spPr>
+                      </pic:pic>
+                    </a:graphicData>
+                  </a:graphic>
+                </wp:inline>
+              </w:drawing>
+            </w:r>
+          </w:p>
+          <w:p>
+            <w:pPr>
+              <w:jc w:val="center"/>
+            </w:pPr>
+            <w:r>
+              <w:rPr>
+                <w:rFonts w:ascii="Times New Roman" w:hAnsi="Times New Roman" w:cs="Times New Roman"/>
+                <w:b/>
+                <w:bCs/>
+                <w:highlight w:val="yellow"/>
+                <w:lang w:val="tr-TR"/>
+              </w:rPr>
+              <w:t xml:space="preserve">Shutter id: 144344515</w:t>
+            </w:r>
+          </w:p>
+          <w:p>
+            <w:pPr>
+              <w:jc w:val="center"/>
+              <w:rPr>
+                <w:rFonts w:ascii="Times New Roman" w:hAnsi="Times New Roman" w:cs="Times New Roman"/>
+                <w:lang w:val="tr-TR"/>
+              </w:rPr>
+            </w:pPr>
+            <w:r>
+              <w:rPr>
+                <w:rFonts w:ascii="Times New Roman" w:hAnsi="Times New Roman" w:cs="Times New Roman"/>
+                <w:b/>
+                <w:bCs/>
+                <w:lang w:val="tr-TR"/>
+              </w:rPr>
+              <w:t xml:space="preserve">Görsel A:</w:t>
+            </w:r>
+            <w:r>
+              <w:rPr>
+                <w:rFonts w:ascii="Times New Roman" w:hAnsi="Times New Roman" w:cs="Times New Roman"/>
+                <w:lang w:val="tr-TR"/>
+              </w:rPr>
+              <w:t xml:space="preserve"> Kolonya ve sprey</w:t>
+            </w:r>
+          </w:p>
+        </w:tc>
+        <w:tc>
+          <w:tcPr>
+            <w:tcW w:w="4500" w:type="dxa"/>
+          </w:tcPr>
+          <w:p>
+            <w:pPr>
+              <w:jc w:val="center"/>
+            </w:pPr>
+            <w:r>
+              <w:drawing>
+                <wp:inline xmlns:a="http://schemas.openxmlformats.org/drawingml/2006/main" xmlns:pic="http://schemas.openxmlformats.org/drawingml/2006/picture">
+                  <wp:extent cx="2628000" cy="1674911"/>
+                  <wp:docPr id="900011" name="Picture 900011"/>
+                  <wp:cNvGraphicFramePr>
+                    <a:graphicFrameLocks noChangeAspect="1"/>
+                  </wp:cNvGraphicFramePr>
+                  <a:graphic>
+                    <a:graphicData uri="http://schemas.openxmlformats.org/drawingml/2006/picture">
+                      <pic:pic>
+                        <pic:nvPicPr>
+                          <pic:cNvPr id="0" name="2485328929_d.jpg"/>
+                          <pic:cNvPicPr/>
+                        </pic:nvPicPr>
+                        <pic:blipFill>
+                          <a:blip r:embed="rId12"/>
+                          <a:stretch>
+                            <a:fillRect/>
+                          </a:stretch>
+                        </pic:blipFill>
+                        <pic:spPr>
+                          <a:xfrm>
+                            <a:off x="0" y="0"/>
+                            <a:ext cx="2628000" cy="1674911"/>
+                          </a:xfrm>
+                          <a:prstGeom prst="rect"/>
+                        </pic:spPr>
+                      </pic:pic>
+                    </a:graphicData>
+                  </a:graphic>
+                </wp:inline>
+              </w:drawing>
+            </w:r>
+          </w:p>
+          <w:p>
+            <w:pPr>
+              <w:jc w:val="center"/>
+            </w:pPr>
+            <w:r>
+              <w:rPr>
+                <w:rFonts w:ascii="Times New Roman" w:hAnsi="Times New Roman" w:cs="Times New Roman"/>
+                <w:b/>
+                <w:bCs/>
+                <w:highlight w:val="yellow"/>
+                <w:lang w:val="tr-TR"/>
+              </w:rPr>
+              <w:t xml:space="preserve">Shutter id: 2485328929</w:t>
+            </w:r>
+          </w:p>
+          <w:p>
+            <w:pPr>
+              <w:jc w:val="center"/>
+              <w:rPr>
+                <w:rFonts w:ascii="Times New Roman" w:hAnsi="Times New Roman" w:cs="Times New Roman"/>
+                <w:lang w:val="tr-TR"/>
+              </w:rPr>
+            </w:pPr>
+            <w:r>
+              <w:rPr>
+                <w:rFonts w:ascii="Times New Roman" w:hAnsi="Times New Roman" w:cs="Times New Roman"/>
+                <w:b/>
+                <w:bCs/>
+                <w:lang w:val="tr-TR"/>
+              </w:rPr>
+              <w:t xml:space="preserve">Görsel B:</w:t>
+            </w:r>
+            <w:r>
+              <w:rPr>
+                <w:rFonts w:ascii="Times New Roman" w:hAnsi="Times New Roman" w:cs="Times New Roman"/>
+                <w:lang w:val="tr-TR"/>
+              </w:rPr>
+              <w:t xml:space="preserve"> Sirke</w:t>
+            </w:r>
+          </w:p>
+        </w:tc>
+      </w:tr>
+    </w:tbl>
     <w:p>
       <w:pPr>
         <w:keepNext/>
